--- a/dist/final_packages/LuanAn_5Chuong_20260521/chuong_3_phuong_phap_vi.docx
+++ b/dist/final_packages/LuanAn_5Chuong_20260521/chuong_3_phuong_phap_vi.docx
@@ -121,7 +121,7 @@
         <w:pStyle w:val="FirstParagraph"/>
       </w:pPr>
       <w:r>
-        <w:t xml:space="preserve">Quy trình đi theo sáu bước: (i) xác định khoảng trống nghiên cứu từ tổng quan và meta-analysis trước đây; (ii) xây dựng khung lý thuyết tích hợp đa tầng và hệ giả thuyết H1–H6; (iii) tiến hành meta-analysis cập nhật 1982–2026; (iv) thu thập và chuẩn hóa dữ liệu WBES cho</w:t>
+        <w:t xml:space="preserve">Quy trình đi theo sáu bước. Bước (i) xác định khoảng trống nghiên cứu từ tổng quan và meta-analysis trước đây. Bước (ii) xây dựng khung lý thuyết tích hợp đa tầng và hệ giả thuyết H1–H6. Bước (iii) tiến hành meta-analysis cập nhật 1982–2026. Bước (iv) thu thập và chuẩn hóa dữ liệu WBES cho</w:t>
       </w:r>
       <w:r>
         <w:t xml:space="preserve"> </w:t>
@@ -137,18 +137,18 @@
         <w:t xml:space="preserve"> </w:t>
       </w:r>
       <w:r>
-        <w:t xml:space="preserve">sau khi hòa hợp 3 thế hệ schema (PICS3, Standardized, BREADY/BEE); (v) ước lượng mô hình thực nghiệm theo bối cảnh quốc gia và đa quốc gia; (vi) kiểm định độ vững và tích hợp kết quả để đóng góp lý thuyết.</w:t>
+        <w:t xml:space="preserve">sau khi hòa hợp 3 thế hệ schema (PICS3, Standardized, BREADY/BEE). Bước (v) ước lượng mô hình thực nghiệm theo bối cảnh quốc gia và đa quốc gia. Bước (vi) kiểm định độ vững và tích hợp kết quả để đóng góp lý thuyết.</w:t>
       </w:r>
     </w:p>
     <w:bookmarkEnd w:id="21"/>
     <w:bookmarkEnd w:id="22"/>
-    <w:bookmarkStart w:id="26" w:name="Xba2b2f63509bf3587653379b96fe905a4c38721"/>
+    <w:bookmarkStart w:id="26" w:name="Xc837cd1eb674a4290cf22d63ca57a264d2a76b7"/>
     <w:p>
       <w:pPr>
         <w:pStyle w:val="Heading2"/>
       </w:pPr>
       <w:r>
-        <w:t xml:space="preserve">3.2 Phase 1 — Meta-analysis 1982–2026</w:t>
+        <w:t xml:space="preserve">3.2 Phase 1: Meta-analysis 1982–2026</w:t>
       </w:r>
     </w:p>
     <w:bookmarkStart w:id="23" w:name="X6548c445f253576ab77db0afe7759a99accc5ae"/>
@@ -165,7 +165,7 @@
         <w:pStyle w:val="FirstParagraph"/>
       </w:pPr>
       <w:r>
-        <w:t xml:space="preserve">Meta-analysis trong IB đã được thiết lập vững chắc qua nhiều thập kỷ (Hunter &amp; Schmidt, 2004; Borenstein et al., 2009). Phương pháp chuẩn bao gồm: xây dựng inclusion criteria theo PRISMA (Page et al., 2021), transmit hiệu ứng bằng Fisher's</w:t>
+        <w:t xml:space="preserve">Meta-analysis trong IB đã được thiết lập vững chắc qua nhiều thập kỷ (Hunter &amp; Schmidt, 2004; Borenstein et al., 2009). Phương pháp chuẩn gồm các bước sau. Xây dựng inclusion criteria theo PRISMA (Page et al., 2021). Transmit hiệu ứng bằng Fisher's</w:t>
       </w:r>
       <w:r>
         <w:t xml:space="preserve"> </w:t>
@@ -176,7 +176,7 @@
         </m:r>
       </m:oMath>
       <w:r>
-        <w:t xml:space="preserve">, tính pooled effect size theo random-effects, kiểm định heterogeneity bằng</w:t>
+        <w:t xml:space="preserve">, tính pooled effect size theo random-effects. Kiểm định heterogeneity bằng</w:t>
       </w:r>
       <w:r>
         <w:t xml:space="preserve"> </w:t>
@@ -207,7 +207,7 @@
         </m:sSup>
       </m:oMath>
       <w:r>
-        <w:t xml:space="preserve">, và đánh giá publication bias bằng Egger và Begg-Mazumdar (Egger et al., 1997; Begg &amp; Mazumdar, 1994). Các meta-analyses trước đây về I–P (Bausch &amp; Krist, 2007; Kirca et al., 2012; Marano et al., 2016; Wu et al., 2022; Arte &amp; Larimo, 2022) cung cấp quy trình mẫu mà luận án kế thừa và cập nhật.</w:t>
+        <w:t xml:space="preserve">. Đánh giá publication bias bằng Egger và Begg-Mazumdar (Egger et al., 1997; Begg &amp; Mazumdar, 1994). Các meta-analyses trước đây về I–P (Bausch &amp; Krist, 2007; Kirca et al., 2012; Marano et al., 2016; Wu et al., 2022; Arte &amp; Larimo, 2022) cung cấp quy trình mẫu mà luận án kế thừa và cập nhật.</w:t>
       </w:r>
     </w:p>
     <w:bookmarkEnd w:id="23"/>
@@ -362,13 +362,13 @@
     </w:p>
     <w:bookmarkEnd w:id="25"/>
     <w:bookmarkEnd w:id="26"/>
-    <w:bookmarkStart w:id="35" w:name="X2c6e58f89857f64ac5f06ae1a6ddd1deb030675"/>
+    <w:bookmarkStart w:id="35" w:name="X9849ea55f293328d7af4750149a944f3b0c8358"/>
     <w:p>
       <w:pPr>
         <w:pStyle w:val="Heading2"/>
       </w:pPr>
       <w:r>
-        <w:t xml:space="preserve">3.3 Phase 2 — Phân tích thực nghiệm đa quốc gia</w:t>
+        <w:t xml:space="preserve">3.3 Phase 2: Phân tích thực nghiệm đa quốc gia</w:t>
       </w:r>
     </w:p>
     <w:bookmarkStart w:id="27" w:name="Xf7fc23c09ac90b299b0f14681e1df5ca5c5e569"/>
@@ -478,7 +478,7 @@
         <w:t xml:space="preserve"> </w:t>
       </w:r>
       <w:r>
-        <w:t xml:space="preserve">WBES cung cấp sampling weights để đại diện cho tổng thể doanh nghiệp trong từng quốc gia. Tuy nhiên, luận án</w:t>
+        <w:t xml:space="preserve">WBES cung cấp sampling weights để đại diện cho tổng thể doanh nghiệp trong từng quốc gia. Dẫu vậy, luận án</w:t>
       </w:r>
       <w:r>
         <w:t xml:space="preserve"> </w:t>
@@ -494,17 +494,17 @@
         <w:t xml:space="preserve"> </w:t>
       </w:r>
       <w:r>
-        <w:t xml:space="preserve">trong ước lượng mô hình hồi quy vì ba lý do: (1) Mục tiêu của luận án là kiểm định cơ chế lý thuyết (mechanism testing) chứ không phải ước lượng mô tả đại diện tổng thể (population-representative descriptive estimation), trong bối cảnh này, không áp dụng weights là thực hành chuẩn trong literature IB sử dụng WBES (Aterido et al., 2011; Cuervo-Cazurra et al., 2018); (2) Fixed effects ở cấp country-year đã kiểm soát đặc điểm cấu trúc của từng sóng khảo sát; (3) Việc áp dụng weights có thể làm sai lệch ước lượng khi mẫu được gộp chung từ nhiều quốc gia có quy mô tổng thể doanh nghiệp khác nhau nhiều bậc (ví dụ: Trung Quốc ~100 triệu so với Tonga ~500 doanh nghiệp). Phân tích độ nhạy có áp dụng survey weights cho từng quốc gia riêng lẻ (P3/P4/P5) không thay đổi hướng hoặc mức độ ý nghĩa của các hệ số chính (xem Mục 3.5).</w:t>
+        <w:t xml:space="preserve">trong ước lượng mô hình hồi quy vì ba lý do. Thứ nhất, mục tiêu của luận án là kiểm định cơ chế lý thuyết (mechanism testing) chứ không phải ước lượng mô tả đại diện tổng thể (population-representative descriptive estimation). Trong bối cảnh này, không áp dụng weights là thực hành chuẩn trong literature IB sử dụng WBES (Aterido et al., 2011; Cuervo-Cazurra et al., 2018). Thứ hai, fixed effects ở cấp country-year đã kiểm soát đặc điểm cấu trúc của từng sóng khảo sát. Thứ ba, việc áp dụng weights có thể làm sai lệch ước lượng khi mẫu được gộp chung từ nhiều quốc gia có quy mô tổng thể doanh nghiệp khác nhau nhiều bậc (ví dụ: Trung Quốc ~100 triệu so với Tonga ~500 doanh nghiệp). Phân tích độ nhạy có áp dụng survey weights cho từng quốc gia riêng lẻ (P3/P4/P5) không thay đổi hướng hoặc mức độ ý nghĩa của các hệ số chính (xem Mục 3.5).</w:t>
       </w:r>
     </w:p>
     <w:bookmarkEnd w:id="27"/>
-    <w:bookmarkStart w:id="28" w:name="X2013f18ac82d23d08403a6b9339b953a5fef2fa"/>
+    <w:bookmarkStart w:id="28" w:name="Xf2ea72fa9349ddc4b9e21f5ef590f4b93e5e741"/>
     <w:p>
       <w:pPr>
         <w:pStyle w:val="Heading3"/>
       </w:pPr>
       <w:r>
-        <w:t xml:space="preserve">3.3.2 Đo lường biến phụ thuộc — Hiệu quả hoạt động</w:t>
+        <w:t xml:space="preserve">3.3.2 Đo lường biến phụ thuộc: Hiệu quả hoạt động</w:t>
       </w:r>
     </w:p>
     <w:p>
@@ -653,13 +653,13 @@
       </w:r>
     </w:p>
     <w:bookmarkEnd w:id="28"/>
-    <w:bookmarkStart w:id="29" w:name="X40a8e724c89b196c45c024f01b1458111f91588"/>
+    <w:bookmarkStart w:id="29" w:name="X463a53880123ab83c85eec08c7e72bc2b9a6750"/>
     <w:p>
       <w:pPr>
         <w:pStyle w:val="Heading3"/>
       </w:pPr>
       <w:r>
-        <w:t xml:space="preserve">3.3.3 Đo lường biến độc lập — Quốc tế hóa</w:t>
+        <w:t xml:space="preserve">3.3.3 Đo lường biến độc lập: Quốc tế hóa</w:t>
       </w:r>
     </w:p>
     <w:p>
@@ -928,7 +928,7 @@
         <w:t xml:space="preserve"> </w:t>
       </w:r>
       <w:r>
-        <w:t xml:space="preserve">trong bối cảnh WBES, đảm bảo construct purity ở 47 nền kinh tế châu Á và Pacific, với pipeline hòa hợp 3 thế hệ schema. Phân tách TCI và DAI theo (i) Bharadwaj et al. (2013) — IT capability vs digital business strategy có nomological nets khác nhau; (ii) phân tầng 3 cấp của Verhoef et al. (2021), digitization, digitalization, digital transformation; (iii) truyền thống Lall (1992) và Cohen &amp; Levinthal (1990) coi technological capability là chiều sâu năng lực nội tại (absorptive capacity), khác về bản chất với digital adoption ở giao diện ngoại tại; (iv) resource-orchestration logic của Bhandari et al. (2023) cho I→P relationship; và (v) 4 tiêu chí formative composite của Coltman et al. (2008), đảm bảo TCI và DAI là hai composite độc lập.</w:t>
+        <w:t xml:space="preserve">trong bối cảnh WBES, đảm bảo construct purity ở 47 nền kinh tế châu Á và Pacific, với pipeline hòa hợp 3 thế hệ schema. Phân tách TCI và DAI dựa trên năm cơ sở. Cơ sở (i): Bharadwaj et al. (2013) cho thấy IT capability và digital business strategy có nomological nets khác nhau. Cơ sở (ii): phân tầng 3 cấp của Verhoef et al. (2021) gồm digitization, digitalization, digital transformation. Cơ sở (iii): truyền thống Lall (1992) và Cohen &amp; Levinthal (1990) coi technological capability là chiều sâu năng lực nội tại (absorptive capacity), khác về bản chất với digital adoption ở giao diện ngoại tại. Cơ sở (iv): resource-orchestration logic của Bhandari et al. (2023) cho I→P relationship. Cơ sở (v): 4 tiêu chí formative composite của Coltman et al. (2008), đảm bảo TCI và DAI là hai composite độc lập.</w:t>
       </w:r>
     </w:p>
     <w:bookmarkEnd w:id="30"/>
@@ -1322,13 +1322,13 @@
       </w:r>
     </w:p>
     <w:bookmarkEnd w:id="36"/>
-    <w:bookmarkStart w:id="37" w:name="X91b9254fb543667278f4d6a826ba3dee0d78b94"/>
+    <w:bookmarkStart w:id="37" w:name="X3fee737c788958d2a80253168f73f07013a660d"/>
     <w:p>
       <w:pPr>
         <w:pStyle w:val="Heading3"/>
       </w:pPr>
       <w:r>
-        <w:t xml:space="preserve">3.4.2 Mô hình empirical — Tuyến tính cơ bản</w:t>
+        <w:t xml:space="preserve">3.4.2 Mô hình empirical: Tuyến tính cơ bản</w:t>
       </w:r>
     </w:p>
     <w:p>
@@ -1775,10 +1775,7 @@
         </m:r>
       </m:oMath>
       <w:r>
-        <w:t xml:space="preserve"> </w:t>
-      </w:r>
-      <w:r>
-        <w:t xml:space="preserve">— inverted-U được xác nhận. Turning point tính theo</w:t>
+        <w:t xml:space="preserve">, inverted-U được xác nhận. Turning point tính theo</w:t>
       </w:r>
       <w:r>
         <w:t xml:space="preserve"> </w:t>
@@ -3409,13 +3406,13 @@
       </w:r>
     </w:p>
     <w:bookmarkEnd w:id="42"/>
-    <w:bookmarkStart w:id="43" w:name="Xe9c37da457fcc384a1a2e7197bb3bb5235b6f8f"/>
+    <w:bookmarkStart w:id="43" w:name="Xf9ed1fe34c2c63c9bc24f636afa94c70ed1bc7e"/>
     <w:p>
       <w:pPr>
         <w:pStyle w:val="Heading3"/>
       </w:pPr>
       <w:r>
-        <w:t xml:space="preserve">3.4.5.1 Mô hình cụ thể — Nghiên cứu 3 (Việt Nam, WBES 2009/2015/2023)</w:t>
+        <w:t xml:space="preserve">3.4.5.1 Mô hình cụ thể: Nghiên cứu 3 (Việt Nam, WBES 2009/2015/2023)</w:t>
       </w:r>
     </w:p>
     <w:p>
@@ -3533,7 +3530,7 @@
         <w:t xml:space="preserve"> </w:t>
       </w:r>
       <w:r>
-        <w:t xml:space="preserve">= DAI_z_it: chỉ số số hoá cơ sở — Tier-1 (chuẩn hoá z trong sóng)</w:t>
+        <w:t xml:space="preserve">= DAI_z_it: chỉ số số hoá cơ sở Tier-1 (chuẩn hoá z trong sóng)</w:t>
       </w:r>
     </w:p>
     <w:p>
@@ -3596,7 +3593,7 @@
           <w:bCs/>
           <w:b/>
         </w:rPr>
-        <w:t xml:space="preserve">M0 — Mô hình cơ sở (biến kiểm soát):</w:t>
+        <w:t xml:space="preserve">M0: Mô hình cơ sở (biến kiểm soát):</w:t>
       </w:r>
     </w:p>
     <w:p>
@@ -3867,7 +3864,7 @@
           <w:bCs/>
           <w:b/>
         </w:rPr>
-        <w:t xml:space="preserve">M1 — Quốc tế hoá tuyến tính:</w:t>
+        <w:t xml:space="preserve">M1: Quốc tế hoá tuyến tính:</w:t>
       </w:r>
     </w:p>
     <w:p>
@@ -4081,7 +4078,7 @@
           <w:bCs/>
           <w:b/>
         </w:rPr>
-        <w:t xml:space="preserve">M2 — Quốc tế hoá phi tuyến (kiểm định H1 — inverted-U):</w:t>
+        <w:t xml:space="preserve">M2: Quốc tế hoá phi tuyến (kiểm định H1, inverted-U):</w:t>
       </w:r>
     </w:p>
     <w:p>
@@ -4939,7 +4936,7 @@
           <w:bCs/>
           <w:b/>
         </w:rPr>
-        <w:t xml:space="preserve">M4 — Điều tiết CSS/DAI (H4 thăm dò):</w:t>
+        <w:t xml:space="preserve">M4: Điều tiết CSS/DAI (H4 thăm dò):</w:t>
       </w:r>
     </w:p>
     <w:p>
@@ -5365,7 +5362,7 @@
           <w:bCs/>
           <w:b/>
         </w:rPr>
-        <w:t xml:space="preserve">M5 — NLCN trực tiếp (không tương tác):</w:t>
+        <w:t xml:space="preserve">M5: NLCN trực tiếp (không tương tác):</w:t>
       </w:r>
     </w:p>
     <w:p>
@@ -5633,7 +5630,7 @@
           <w:bCs/>
           <w:b/>
         </w:rPr>
-        <w:t xml:space="preserve">M6 — CSS/DAI trực tiếp (không tương tác):</w:t>
+        <w:t xml:space="preserve">M6: CSS/DAI trực tiếp (không tương tác):</w:t>
       </w:r>
     </w:p>
     <w:p>
@@ -5898,7 +5895,7 @@
           <w:bCs/>
           <w:b/>
         </w:rPr>
-        <w:t xml:space="preserve">M7 — Cả hai trực tiếp, không tương tác:</w:t>
+        <w:t xml:space="preserve">M7: Cả hai trực tiếp, không tương tác:</w:t>
       </w:r>
     </w:p>
     <w:p>
@@ -6202,7 +6199,7 @@
           <w:bCs/>
           <w:b/>
         </w:rPr>
-        <w:t xml:space="preserve">M8 — Mô hình đầy đủ (trực tiếp + điều tiết CSS):</w:t>
+        <w:t xml:space="preserve">M8: Mô hình đầy đủ (trực tiếp + điều tiết CSS):</w:t>
       </w:r>
     </w:p>
     <w:p>
@@ -6714,7 +6711,7 @@
           <w:bCs/>
           <w:b/>
         </w:rPr>
-        <w:t xml:space="preserve">Bảng định nghĩa biến — Nghiên cứu 3 (Việt Nam):</w:t>
+        <w:t xml:space="preserve">Bảng định nghĩa biến cho Nghiên cứu 3 (Việt Nam):</w:t>
       </w:r>
     </w:p>
     <w:tbl>
@@ -7335,13 +7332,13 @@
       </w:tr>
     </w:tbl>
     <w:bookmarkEnd w:id="43"/>
-    <w:bookmarkStart w:id="44" w:name="Xc82b1aa0784a668aba43881d1c592a6ad08e5ee"/>
+    <w:bookmarkStart w:id="44" w:name="X63c3f2fc119ff50eda9388719407b1c32636347"/>
     <w:p>
       <w:pPr>
         <w:pStyle w:val="Heading3"/>
       </w:pPr>
       <w:r>
-        <w:t xml:space="preserve">3.4.5.2 Mô hình cụ thể — Nghiên cứu 4 (Singapore, WBES 2023)</w:t>
+        <w:t xml:space="preserve">3.4.5.2 Mô hình cụ thể: Nghiên cứu 4 (Singapore, WBES 2023)</w:t>
       </w:r>
     </w:p>
     <w:p>
@@ -7632,7 +7629,7 @@
         <w:pStyle w:val="BlockText"/>
       </w:pPr>
       <w:r>
-        <w:t xml:space="preserve">M3 (+ NLCN — H1-TCI trực tiếp):</w:t>
+        <w:t xml:space="preserve">M3 (+ NLCN, H1-TCI trực tiếp):</w:t>
       </w:r>
       <w:r>
         <w:t xml:space="preserve"> </w:t>
@@ -7678,7 +7675,7 @@
         <w:t xml:space="preserve"> </w:t>
       </w:r>
       <w:r>
-        <w:t xml:space="preserve">H3: β₆ &gt; 0 — DAI khuếch đại lợi nhuận I→P ở cường độ xuất khẩu cao (coordination platform mechanism; Stallkamp &amp; Schotter, 2021)</w:t>
+        <w:t xml:space="preserve">H3: β₆ &gt; 0, tức DAI khuếch đại lợi nhuận I→P ở cường độ xuất khẩu cao (coordination platform mechanism; Stallkamp &amp; Schotter, 2021)</w:t>
       </w:r>
       <w:r>
         <w:t xml:space="preserve"> </w:t>
@@ -7696,7 +7693,7 @@
           <w:bCs/>
           <w:b/>
         </w:rPr>
-        <w:t xml:space="preserve">Bảng định nghĩa biến — Nghiên cứu 4 (Singapore):</w:t>
+        <w:t xml:space="preserve">Bảng định nghĩa biến cho Nghiên cứu 4 (Singapore):</w:t>
       </w:r>
     </w:p>
     <w:tbl>
@@ -8284,13 +8281,13 @@
       </w:r>
     </w:p>
     <w:bookmarkEnd w:id="44"/>
-    <w:bookmarkStart w:id="45" w:name="Xd7af671c66f92fda4c51769a4f141e153734d80"/>
+    <w:bookmarkStart w:id="45" w:name="X04bbfb0acfd55030625a39eaa775bb872b6e6a7"/>
     <w:p>
       <w:pPr>
         <w:pStyle w:val="Heading3"/>
       </w:pPr>
       <w:r>
-        <w:t xml:space="preserve">3.4.5.3 Mô hình cụ thể — Nghiên cứu 5 (Trung Quốc, WBES 2012 và 2024)</w:t>
+        <w:t xml:space="preserve">3.4.5.3 Mô hình cụ thể: Nghiên cứu 5 (Trung Quốc, WBES 2012 và 2024)</w:t>
       </w:r>
     </w:p>
     <w:p>
@@ -8537,7 +8534,7 @@
         <w:pStyle w:val="BlockText"/>
       </w:pPr>
       <w:r>
-        <w:t xml:space="preserve">M3 (+ NLCN trực tiếp — H2 level-shift):</w:t>
+        <w:t xml:space="preserve">M3 (+ NLCN trực tiếp, H2 level-shift):</w:t>
       </w:r>
       <w:r>
         <w:t xml:space="preserve"> </w:t>
@@ -8549,7 +8546,7 @@
         <w:t xml:space="preserve"> </w:t>
       </w:r>
       <w:r>
-        <w:t xml:space="preserve">Kết quả: β₃ = +0,28 (2012, p &lt; 0,001), +0,43 (2024, p &lt; 0,001) — TCI là "bộ tăng mức" (level-shifter), không điều tiết độ cong</w:t>
+        <w:t xml:space="preserve">Kết quả: β₃ = +0,28 (2012, p &lt; 0,001), +0,43 (2024, p &lt; 0,001). TCI là "bộ tăng mức" (level-shifter), không điều tiết độ cong</w:t>
       </w:r>
     </w:p>
     <w:p>
@@ -8571,7 +8568,7 @@
         <w:pStyle w:val="BlockText"/>
       </w:pPr>
       <w:r>
-        <w:t xml:space="preserve">M5 (Kiểm định ổn định xuyên sóng — H2b):</w:t>
+        <w:t xml:space="preserve">M5 (Kiểm định ổn định xuyên sóng, H2b):</w:t>
       </w:r>
       <w:r>
         <w:t xml:space="preserve"> </w:t>
@@ -8639,7 +8636,7 @@
           <w:bCs/>
           <w:b/>
         </w:rPr>
-        <w:t xml:space="preserve">Bảng định nghĩa biến — Nghiên cứu 5 (Trung Quốc):</w:t>
+        <w:t xml:space="preserve">Bảng định nghĩa biến cho Nghiên cứu 5 (Trung Quốc):</w:t>
       </w:r>
     </w:p>
     <w:tbl>
@@ -9245,13 +9242,13 @@
       </w:r>
     </w:p>
     <w:bookmarkEnd w:id="45"/>
-    <w:bookmarkStart w:id="47" w:name="Xd325577eb4b3aeedca208ff99575fa4709eddc8"/>
+    <w:bookmarkStart w:id="47" w:name="X5c10254027dad606dd706416fcb9325216bce7a"/>
     <w:p>
       <w:pPr>
         <w:pStyle w:val="Heading3"/>
       </w:pPr>
       <w:r>
-        <w:t xml:space="preserve">3.4.5.4 Mô hình cụ thể — Nghiên cứu 7 (Đa quốc gia châu Á, WBES 2003–2025)</w:t>
+        <w:t xml:space="preserve">3.4.5.4 Mô hình cụ thể: Nghiên cứu 7 (Đa quốc gia châu Á, WBES 2003–2025)</w:t>
       </w:r>
     </w:p>
     <w:p>
@@ -9313,7 +9310,7 @@
         <w:t xml:space="preserve">CDDXK_c_it</w:t>
       </w:r>
       <w:r>
-        <w:t xml:space="preserve">: cường độ xuất khẩu mean-centred — FSTS_c = (d3c/100) − mean_pool(FSTS)</w:t>
+        <w:t xml:space="preserve">: cường độ xuất khẩu mean-centred, FSTS_c = (d3c/100) − mean_pool(FSTS)</w:t>
       </w:r>
     </w:p>
     <w:p>
@@ -9351,7 +9348,7 @@
         <w:t xml:space="preserve">NLCN_z_it</w:t>
       </w:r>
       <w:r>
-        <w:t xml:space="preserve">: năng lực công nghệ z-standardised — TCI_z = z-std(b8, e6)</w:t>
+        <w:t xml:space="preserve">: năng lực công nghệ z-standardised, TCI_z = z-std(b8, e6)</w:t>
       </w:r>
     </w:p>
     <w:p>
@@ -9370,7 +9367,7 @@
         <w:t xml:space="preserve">CSS_z_it</w:t>
       </w:r>
       <w:r>
-        <w:t xml:space="preserve">: chỉ số số hoá z-standardised — DAI_z = z-std(website + e-pay, Tier 1+2: c22b/e1, k33)</w:t>
+        <w:t xml:space="preserve">: chỉ số số hoá z-standardised, DAI_z = z-std(website + e-pay, Tier 1+2: c22b/e1, k33)</w:t>
       </w:r>
     </w:p>
     <w:p>
@@ -9677,7 +9674,7 @@
         <w:t xml:space="preserve"> </w:t>
       </w:r>
       <w:r>
-        <w:t xml:space="preserve">(phi tuyến — kiểm định H1):</w:t>
+        <w:t xml:space="preserve">(phi tuyến, kiểm định H1):</w:t>
       </w:r>
     </w:p>
     <w:p>
@@ -11549,7 +11546,7 @@
         <w:t xml:space="preserve"> </w:t>
       </w:r>
       <w:r>
-        <w:t xml:space="preserve">(M8 + đặc điểm nhà quản lý — kiểm định H4):</w:t>
+        <w:t xml:space="preserve">(M8 + đặc điểm nhà quản lý, kiểm định H4):</w:t>
       </w:r>
     </w:p>
     <w:p>
@@ -11837,7 +11834,7 @@
         <w:t xml:space="preserve"> </w:t>
       </w:r>
       <w:r>
-        <w:t xml:space="preserve">(M3 + điều tiết ICRV — kiểm định H5):</w:t>
+        <w:t xml:space="preserve">(M3 + điều tiết ICRV, kiểm định H5):</w:t>
       </w:r>
     </w:p>
     <w:p>
@@ -13276,7 +13273,7 @@
           <w:bCs/>
           <w:b/>
         </w:rPr>
-        <w:t xml:space="preserve">Bảng định nghĩa biến — Nghiên cứu 7 (đa quốc gia)</w:t>
+        <w:t xml:space="preserve">Bảng định nghĩa biến cho Nghiên cứu 7 (đa quốc gia)</w:t>
       </w:r>
     </w:p>
     <w:tbl>
@@ -13955,7 +13952,7 @@
           <w:iCs/>
           <w:i/>
         </w:rPr>
-        <w:t xml:space="preserve">Ghi chú: Mẫu phân tích giảm dần từ N = 84.910 (M2) → 38.342 (M3, thêm kiểm soát) → 29.840 (M11, thêm manager + ICRV + three-way). DAI P7 là Tier 1+2 khi k33 có mặt, Tier-1 only khi thiếu — khác với P3 Vietnam (Tier-1 only) và đồng nhất với P4 Singapore (Tier-1+2). ICRV là biến điều tiết liên tục (integer), không phải dummies, nhằm giữ N đủ lớn trong M10–M11.</w:t>
+        <w:t xml:space="preserve">Ghi chú: Mẫu phân tích giảm dần từ N = 84.910 (M2) → 38.342 (M3, thêm kiểm soát) → 29.840 (M11, thêm manager + ICRV + three-way). DAI P7 là Tier 1+2 khi k33 có mặt, Tier-1 only khi thiếu, khác với P3 Vietnam (Tier-1 only) và đồng nhất với P4 Singapore (Tier-1+2). ICRV là biến điều tiết liên tục (integer), không phải dummies, nhằm giữ N đủ lớn trong M10–M11.</w:t>
       </w:r>
     </w:p>
     <w:p>
@@ -13965,13 +13962,13 @@
         </w:pict>
       </w:r>
     </w:p>
-    <w:bookmarkStart w:id="46" w:name="X4a5526e778224b6984af319ac51111aa01114f7"/>
+    <w:bookmarkStart w:id="46" w:name="X13d875494c8e9cae090eb54a8d8de5b95d18b1a"/>
     <w:p>
       <w:pPr>
         <w:pStyle w:val="Heading4"/>
       </w:pPr>
       <w:r>
-        <w:t xml:space="preserve">3.4.5.5 Mô hình cụ thể — Nghiên cứu 8: Pacific SIDS (N = 1.469, Nhóm VI)</w:t>
+        <w:t xml:space="preserve">3.4.5.5 Mô hình cụ thể: Nghiên cứu 8: Pacific SIDS (N = 1.469, Nhóm VI)</w:t>
       </w:r>
     </w:p>
     <w:p>
@@ -14011,7 +14008,7 @@
         <w:t xml:space="preserve"> </w:t>
       </w:r>
       <w:r>
-        <w:t xml:space="preserve">(Fiji, Kiribati, Papua New Guinea, Samoa, Solomon Islands, Timor-Leste, Tonga, Vanuatu, Comoros) từ các sóng WBES 2009–2025. Đây là nhóm thể chế ICRV Nhóm VI — cấp thấp nhất trong phân loại 6 chế độ — đặc trưng bởi thị trường nội địa cực nhỏ, chi phí thương mại cao và hỗ trợ thể chế yếu. Trong tổng mẫu, chỉ</w:t>
+        <w:t xml:space="preserve">(Fiji, Kiribati, Papua New Guinea, Samoa, Solomon Islands, Timor-Leste, Tonga, Vanuatu, Comoros) từ các sóng WBES 2009–2025. Đây là nhóm thể chế ICRV Nhóm VI, cấp thấp nhất trong phân loại 6 chế độ. Nhóm này đặc trưng bởi thị trường nội địa cực nhỏ, chi phí thương mại cao và hỗ trợ thể chế yếu. Trong tổng mẫu, chỉ</w:t>
       </w:r>
       <w:r>
         <w:t xml:space="preserve"> </w:t>
@@ -14035,7 +14032,7 @@
         <w:pStyle w:val="BodyText"/>
       </w:pPr>
       <w:r>
-        <w:t xml:space="preserve">Phát hiện trọng tâm:</w:t>
+        <w:t xml:space="preserve">Phát hiện trọng tâm là</w:t>
       </w:r>
       <w:r>
         <w:t xml:space="preserve"> </w:t>
@@ -14045,13 +14042,10 @@
           <w:bCs/>
           <w:b/>
         </w:rPr>
-        <w:t xml:space="preserve">gánh nặng quốc tế hóa bắt buộc (Forced Internationalization Penalty — FIP)</w:t>
-      </w:r>
-      <w:r>
-        <w:t xml:space="preserve"> </w:t>
-      </w:r>
-      <w:r>
-        <w:t xml:space="preserve">— mối quan hệ quốc tế hóa–hiệu quả là</w:t>
+        <w:t xml:space="preserve">gánh nặng quốc tế hóa bắt buộc (Forced Internationalization Penalty, FIP)</w:t>
+      </w:r>
+      <w:r>
+        <w:t xml:space="preserve">. Mối quan hệ quốc tế hóa–hiệu quả là</w:t>
       </w:r>
       <w:r>
         <w:t xml:space="preserve"> </w:t>
@@ -14668,7 +14662,7 @@
           <w:iCs/>
           <w:i/>
         </w:rPr>
-        <w:t xml:space="preserve">Ghi chú: CSS_z (DAI) là proxy tĩnh Tier-1 (website binary c22b). WBES không thu thập đủ thang đo cho số hoá động tại các đảo nhỏ — KHÔNG gọi là "năng lực số hoá động".</w:t>
+        <w:t xml:space="preserve">Ghi chú: CSS_z (DAI) là proxy tĩnh Tier-1 (website binary c22b). WBES không thu thập đủ thang đo cho số hoá động tại các đảo nhỏ; KHÔNG gọi là "năng lực số hoá động".</w:t>
       </w:r>
     </w:p>
     <w:p>
@@ -14688,7 +14682,7 @@
         <w:pStyle w:val="BodyText"/>
       </w:pPr>
       <w:r>
-        <w:t xml:space="preserve">M0 — Baseline kiểm soát:</w:t>
+        <w:t xml:space="preserve">M0: Baseline kiểm soát:</w:t>
       </w:r>
     </w:p>
     <w:p>
@@ -14945,7 +14939,7 @@
         <w:pStyle w:val="FirstParagraph"/>
       </w:pPr>
       <w:r>
-        <w:t xml:space="preserve">M1 — Kiểm định FIP (H1b): thêm cường độ xuất khẩu tuyến tính</w:t>
+        <w:t xml:space="preserve">M1: Kiểm định FIP (H1b): thêm cường độ xuất khẩu tuyến tính</w:t>
       </w:r>
     </w:p>
     <w:p>
@@ -15271,7 +15265,7 @@
         <w:pStyle w:val="FirstParagraph"/>
       </w:pPr>
       <w:r>
-        <w:t xml:space="preserve">M2 — Kiểm định phi tuyến: thêm CDDXK_c²</w:t>
+        <w:t xml:space="preserve">M2: Kiểm định phi tuyến: thêm CDDXK_c²</w:t>
       </w:r>
     </w:p>
     <w:p>
@@ -15624,7 +15618,7 @@
         <w:pStyle w:val="FirstParagraph"/>
       </w:pPr>
       <w:r>
-        <w:t xml:space="preserve">M3 — Kiểm định năng lực điều tiết (H2 null cho SIDS):</w:t>
+        <w:t xml:space="preserve">M3: Kiểm định năng lực điều tiết (H2 null cho SIDS):</w:t>
       </w:r>
     </w:p>
     <w:p>
@@ -16474,7 +16468,7 @@
           <w:bCs/>
           <w:b/>
         </w:rPr>
-        <w:t xml:space="preserve">Bảng định nghĩa biến — Nghiên cứu 8 (Pacific SIDS)</w:t>
+        <w:t xml:space="preserve">Bảng định nghĩa biến cho Nghiên cứu 8 (Pacific SIDS)</w:t>
       </w:r>
     </w:p>
     <w:tbl>
@@ -17053,7 +17047,7 @@
           <w:iCs/>
           <w:i/>
         </w:rPr>
-        <w:t xml:space="preserve">Ghi chú: FIP là điều kiện biên (boundary condition) của mô hình chữ U ngược, áp dụng đặc thù tại ICRV Nhóm VI nơi 3 điều kiện cấu trúc bị vi phạm đồng thời: (1) không có thị trường nội địa đủ lớn, (2) chi phí thương mại không kiểm soát được, (3) hỗ trợ thể chế không đủ chức năng. DAI (CSS_z) Tier-1 only — WBES không thu thập thang đo đầy đủ cho số hoá động tại SIDS.</w:t>
+        <w:t xml:space="preserve">Ghi chú: FIP là điều kiện biên (boundary condition) của mô hình chữ U ngược, áp dụng đặc thù tại ICRV Nhóm VI nơi 3 điều kiện cấu trúc bị vi phạm đồng thời: (1) không có thị trường nội địa đủ lớn, (2) chi phí thương mại không kiểm soát được, (3) hỗ trợ thể chế không đủ chức năng. DAI (CSS_z) Tier-1 only; WBES không thu thập thang đo đầy đủ cho số hoá động tại SIDS.</w:t>
       </w:r>
     </w:p>
     <w:p>
@@ -17452,7 +17446,7 @@
               <w:jc w:val="left"/>
             </w:pPr>
             <w:r>
-              <w:t xml:space="preserve">Do &amp; Phan (2026a) — 17 nước châu Á mới nổi</w:t>
+              <w:t xml:space="preserve">Do &amp; Phan (2026a), 17 nước châu Á mới nổi</w:t>
             </w:r>
           </w:p>
         </w:tc>
